--- a/src/assets/planejamentoSemanal5.docx
+++ b/src/assets/planejamentoSemanal5.docx
@@ -17,14 +17,12 @@
           <w:rFonts w:ascii="Arial" w:hAnsi="Arial" w:eastAsia="Arial" w:cs="Arial"/>
           <w:b w:val="false"/>
           <w:i w:val="false"/>
-          <w:i w:val="false"/>
           <w:caps w:val="false"/>
           <w:smallCaps w:val="false"/>
           <w:strike w:val="false"/>
           <w:dstrike w:val="false"/>
           <w:color w:val="000000"/>
           <w:position w:val="0"/>
-          <w:sz w:val="22"/>
           <w:sz w:val="22"/>
           <w:szCs w:val="22"/>
           <w:u w:val="none"/>
@@ -43,7 +41,6 @@
           <w:dstrike w:val="false"/>
           <w:color w:val="000000"/>
           <w:position w:val="0"/>
-          <w:sz w:val="22"/>
           <w:sz w:val="22"/>
           <w:szCs w:val="22"/>
           <w:u w:val="none"/>
@@ -68,12 +65,12 @@
         <w:tblLook w:val="0000"/>
       </w:tblPr>
       <w:tblGrid>
-        <w:gridCol w:w="1444"/>
-        <w:gridCol w:w="3296"/>
+        <w:gridCol w:w="1275"/>
+        <w:gridCol w:w="3465"/>
         <w:gridCol w:w="2879"/>
         <w:gridCol w:w="2626"/>
         <w:gridCol w:w="2774"/>
-        <w:gridCol w:w="2655"/>
+        <w:gridCol w:w="2656"/>
       </w:tblGrid>
       <w:tr>
         <w:trPr>
@@ -81,7 +78,7 @@
         </w:trPr>
         <w:tc>
           <w:tcPr>
-            <w:tcW w:w="15674" w:type="dxa"/>
+            <w:tcW w:w="15675" w:type="dxa"/>
             <w:gridSpan w:val="6"/>
             <w:tcBorders>
               <w:top w:val="single" w:sz="8" w:space="0" w:color="351C75"/>
@@ -114,7 +111,6 @@
                 <w:rFonts w:ascii="Liberation Serif" w:hAnsi="Liberation Serif" w:eastAsia="Liberation Serif" w:cs="Liberation Serif"/>
                 <w:b/>
                 <w:i w:val="false"/>
-                <w:i w:val="false"/>
                 <w:strike w:val="false"/>
                 <w:dstrike w:val="false"/>
                 <w:color w:val="FFFFFF"/>
@@ -134,7 +130,6 @@
                 <w:dstrike w:val="false"/>
                 <w:color w:val="FFFFFF"/>
                 <w:position w:val="0"/>
-                <w:sz w:val="24"/>
                 <w:sz w:val="24"/>
                 <w:szCs w:val="24"/>
                 <w:u w:val="none"/>
@@ -165,7 +160,6 @@
                 <w:rFonts w:ascii="Liberation Serif" w:hAnsi="Liberation Serif" w:eastAsia="Liberation Serif" w:cs="Liberation Serif"/>
                 <w:b/>
                 <w:i w:val="false"/>
-                <w:i w:val="false"/>
                 <w:strike w:val="false"/>
                 <w:dstrike w:val="false"/>
                 <w:color w:val="FFFFFF"/>
@@ -185,7 +179,6 @@
                 <w:dstrike w:val="false"/>
                 <w:color w:val="FFFFFF"/>
                 <w:position w:val="0"/>
-                <w:sz w:val="24"/>
                 <w:sz w:val="24"/>
                 <w:szCs w:val="24"/>
                 <w:u w:val="none"/>
@@ -203,7 +196,7 @@
         </w:trPr>
         <w:tc>
           <w:tcPr>
-            <w:tcW w:w="1444" w:type="dxa"/>
+            <w:tcW w:w="1275" w:type="dxa"/>
             <w:tcBorders>
               <w:top w:val="single" w:sz="8" w:space="0" w:color="351C75"/>
               <w:left w:val="single" w:sz="8" w:space="0" w:color="351C75"/>
@@ -240,19 +233,94 @@
                 <w:color w:val="000000"/>
                 <w:position w:val="0"/>
                 <w:sz w:val="24"/>
-                <w:sz w:val="24"/>
-                <w:szCs w:val="24"/>
-                <w:u w:val="none"/>
-                <w:shd w:fill="auto" w:val="clear"/>
-                <w:vertAlign w:val="baseline"/>
-              </w:rPr>
-              <w:t>HORÁRIOS</w:t>
-            </w:r>
-          </w:p>
-        </w:tc>
-        <w:tc>
-          <w:tcPr>
-            <w:tcW w:w="3296" w:type="dxa"/>
+                <w:szCs w:val="24"/>
+                <w:u w:val="none"/>
+                <w:shd w:fill="auto" w:val="clear"/>
+                <w:vertAlign w:val="baseline"/>
+              </w:rPr>
+              <w:t>E</w:t>
+            </w:r>
+            <w:r>
+              <w:rPr>
+                <w:rFonts w:eastAsia="Arial" w:cs="Arial" w:ascii="Arial" w:hAnsi="Arial"/>
+                <w:b/>
+                <w:i w:val="false"/>
+                <w:caps w:val="false"/>
+                <w:smallCaps w:val="false"/>
+                <w:strike w:val="false"/>
+                <w:dstrike w:val="false"/>
+                <w:color w:val="000000"/>
+                <w:position w:val="0"/>
+                <w:sz w:val="24"/>
+                <w:szCs w:val="24"/>
+                <w:u w:val="none"/>
+                <w:shd w:fill="auto" w:val="clear"/>
+                <w:vertAlign w:val="baseline"/>
+              </w:rPr>
+              <w:t>x</w:t>
+            </w:r>
+            <w:r>
+              <w:rPr>
+                <w:rFonts w:eastAsia="Arial" w:cs="Arial" w:ascii="Arial" w:hAnsi="Arial"/>
+                <w:b/>
+                <w:i w:val="false"/>
+                <w:caps w:val="false"/>
+                <w:smallCaps w:val="false"/>
+                <w:strike w:val="false"/>
+                <w:dstrike w:val="false"/>
+                <w:color w:val="000000"/>
+                <w:position w:val="0"/>
+                <w:sz w:val="24"/>
+                <w:szCs w:val="24"/>
+                <w:u w:val="none"/>
+                <w:shd w:fill="auto" w:val="clear"/>
+                <w:vertAlign w:val="baseline"/>
+              </w:rPr>
+              <w:t>t</w:t>
+            </w:r>
+            <w:r>
+              <w:rPr>
+                <w:rFonts w:eastAsia="Arial" w:cs="Arial" w:ascii="Arial" w:hAnsi="Arial"/>
+                <w:b/>
+                <w:i w:val="false"/>
+                <w:caps w:val="false"/>
+                <w:smallCaps w:val="false"/>
+                <w:strike w:val="false"/>
+                <w:dstrike w:val="false"/>
+                <w:color w:val="000000"/>
+                <w:position w:val="0"/>
+                <w:sz w:val="24"/>
+                <w:szCs w:val="24"/>
+                <w:u w:val="none"/>
+                <w:shd w:fill="auto" w:val="clear"/>
+                <w:vertAlign w:val="baseline"/>
+              </w:rPr>
+              <w:t>r</w:t>
+            </w:r>
+            <w:r>
+              <w:rPr>
+                <w:rFonts w:eastAsia="Arial" w:cs="Arial" w:ascii="Arial" w:hAnsi="Arial"/>
+                <w:b/>
+                <w:i w:val="false"/>
+                <w:caps w:val="false"/>
+                <w:smallCaps w:val="false"/>
+                <w:strike w:val="false"/>
+                <w:dstrike w:val="false"/>
+                <w:color w:val="000000"/>
+                <w:position w:val="0"/>
+                <w:sz w:val="24"/>
+                <w:szCs w:val="24"/>
+                <w:u w:val="none"/>
+                <w:shd w:fill="auto" w:val="clear"/>
+                <w:vertAlign w:val="baseline"/>
+              </w:rPr>
+              <w:t>a</w:t>
+            </w:r>
+          </w:p>
+        </w:tc>
+        <w:tc>
+          <w:tcPr>
+            <w:tcW w:w="3465" w:type="dxa"/>
             <w:tcBorders>
               <w:top w:val="single" w:sz="8" w:space="0" w:color="351C75"/>
               <w:left w:val="single" w:sz="8" w:space="0" w:color="351C75"/>
@@ -289,7 +357,6 @@
                 <w:color w:val="000000"/>
                 <w:position w:val="0"/>
                 <w:sz w:val="24"/>
-                <w:sz w:val="24"/>
                 <w:szCs w:val="24"/>
                 <w:u w:val="none"/>
                 <w:shd w:fill="auto" w:val="clear"/>
@@ -338,7 +405,6 @@
                 <w:color w:val="000000"/>
                 <w:position w:val="0"/>
                 <w:sz w:val="24"/>
-                <w:sz w:val="24"/>
                 <w:szCs w:val="24"/>
                 <w:u w:val="none"/>
                 <w:shd w:fill="auto" w:val="clear"/>
@@ -387,7 +453,6 @@
                 <w:color w:val="000000"/>
                 <w:position w:val="0"/>
                 <w:sz w:val="24"/>
-                <w:sz w:val="24"/>
                 <w:szCs w:val="24"/>
                 <w:u w:val="none"/>
                 <w:shd w:fill="auto" w:val="clear"/>
@@ -436,7 +501,6 @@
                 <w:color w:val="000000"/>
                 <w:position w:val="0"/>
                 <w:sz w:val="24"/>
-                <w:sz w:val="24"/>
                 <w:szCs w:val="24"/>
                 <w:u w:val="none"/>
                 <w:shd w:fill="auto" w:val="clear"/>
@@ -448,7 +512,7 @@
         </w:tc>
         <w:tc>
           <w:tcPr>
-            <w:tcW w:w="2655" w:type="dxa"/>
+            <w:tcW w:w="2656" w:type="dxa"/>
             <w:tcBorders>
               <w:top w:val="single" w:sz="8" w:space="0" w:color="351C75"/>
               <w:left w:val="single" w:sz="8" w:space="0" w:color="351C75"/>
@@ -484,7 +548,6 @@
                 <w:dstrike w:val="false"/>
                 <w:color w:val="000000"/>
                 <w:position w:val="0"/>
-                <w:sz w:val="24"/>
                 <w:sz w:val="24"/>
                 <w:szCs w:val="24"/>
                 <w:u w:val="none"/>
@@ -502,7 +565,7 @@
         </w:trPr>
         <w:tc>
           <w:tcPr>
-            <w:tcW w:w="1444" w:type="dxa"/>
+            <w:tcW w:w="1275" w:type="dxa"/>
             <w:tcBorders>
               <w:top w:val="single" w:sz="8" w:space="0" w:color="351C75"/>
               <w:left w:val="single" w:sz="8" w:space="0" w:color="351C75"/>
@@ -525,33 +588,30 @@
                 <w:rFonts w:ascii="Arial" w:hAnsi="Arial" w:eastAsia="Arial" w:cs="Arial"/>
                 <w:b w:val="false"/>
                 <w:i w:val="false"/>
-                <w:i w:val="false"/>
-                <w:caps w:val="false"/>
-                <w:smallCaps w:val="false"/>
-                <w:strike w:val="false"/>
-                <w:dstrike w:val="false"/>
-                <w:color w:val="000000"/>
-                <w:position w:val="0"/>
-                <w:sz w:val="24"/>
-                <w:sz w:val="24"/>
-                <w:szCs w:val="24"/>
-                <w:u w:val="none"/>
-                <w:shd w:fill="auto" w:val="clear"/>
-                <w:vertAlign w:val="baseline"/>
-              </w:rPr>
-            </w:pPr>
-            <w:r>
-              <w:rPr>
-                <w:rFonts w:eastAsia="Arial" w:cs="Arial" w:ascii="Arial" w:hAnsi="Arial"/>
-                <w:b w:val="false"/>
-                <w:i w:val="false"/>
-                <w:caps w:val="false"/>
-                <w:smallCaps w:val="false"/>
-                <w:strike w:val="false"/>
-                <w:dstrike w:val="false"/>
-                <w:color w:val="000000"/>
-                <w:position w:val="0"/>
-                <w:sz w:val="24"/>
+                <w:caps w:val="false"/>
+                <w:smallCaps w:val="false"/>
+                <w:strike w:val="false"/>
+                <w:dstrike w:val="false"/>
+                <w:color w:val="000000"/>
+                <w:position w:val="0"/>
+                <w:sz w:val="24"/>
+                <w:szCs w:val="24"/>
+                <w:u w:val="none"/>
+                <w:shd w:fill="auto" w:val="clear"/>
+                <w:vertAlign w:val="baseline"/>
+              </w:rPr>
+            </w:pPr>
+            <w:r>
+              <w:rPr>
+                <w:rFonts w:eastAsia="Arial" w:cs="Arial" w:ascii="Arial" w:hAnsi="Arial"/>
+                <w:b w:val="false"/>
+                <w:i w:val="false"/>
+                <w:caps w:val="false"/>
+                <w:smallCaps w:val="false"/>
+                <w:strike w:val="false"/>
+                <w:dstrike w:val="false"/>
+                <w:color w:val="000000"/>
+                <w:position w:val="0"/>
                 <w:sz w:val="24"/>
                 <w:szCs w:val="24"/>
                 <w:u w:val="none"/>
@@ -589,7 +649,6 @@
                 <w:color w:val="000000"/>
                 <w:position w:val="0"/>
                 <w:sz w:val="24"/>
-                <w:sz w:val="24"/>
                 <w:szCs w:val="24"/>
                 <w:u w:val="none"/>
                 <w:shd w:fill="auto" w:val="clear"/>
@@ -601,7 +660,7 @@
         </w:tc>
         <w:tc>
           <w:tcPr>
-            <w:tcW w:w="3296" w:type="dxa"/>
+            <w:tcW w:w="3465" w:type="dxa"/>
             <w:tcBorders>
               <w:top w:val="single" w:sz="8" w:space="0" w:color="351C75"/>
               <w:left w:val="single" w:sz="8" w:space="0" w:color="351C75"/>
@@ -790,7 +849,7 @@
         </w:tc>
         <w:tc>
           <w:tcPr>
-            <w:tcW w:w="2655" w:type="dxa"/>
+            <w:tcW w:w="2656" w:type="dxa"/>
             <w:tcBorders>
               <w:top w:val="single" w:sz="8" w:space="0" w:color="351C75"/>
               <w:left w:val="single" w:sz="8" w:space="0" w:color="351C75"/>
@@ -835,7 +894,7 @@
         </w:trPr>
         <w:tc>
           <w:tcPr>
-            <w:tcW w:w="1444" w:type="dxa"/>
+            <w:tcW w:w="1275" w:type="dxa"/>
             <w:tcBorders>
               <w:top w:val="single" w:sz="8" w:space="0" w:color="351C75"/>
               <w:left w:val="single" w:sz="8" w:space="0" w:color="351C75"/>
@@ -857,45 +916,42 @@
                 <w:rFonts w:ascii="Arial" w:hAnsi="Arial" w:eastAsia="Arial" w:cs="Arial"/>
                 <w:b w:val="false"/>
                 <w:i w:val="false"/>
-                <w:i w:val="false"/>
-                <w:caps w:val="false"/>
-                <w:smallCaps w:val="false"/>
-                <w:strike w:val="false"/>
-                <w:dstrike w:val="false"/>
-                <w:color w:val="000000"/>
-                <w:position w:val="0"/>
-                <w:sz w:val="24"/>
-                <w:sz w:val="24"/>
-                <w:szCs w:val="24"/>
-                <w:u w:val="none"/>
-                <w:shd w:fill="auto" w:val="clear"/>
-                <w:vertAlign w:val="baseline"/>
-              </w:rPr>
-            </w:pPr>
-            <w:r>
-              <w:rPr>
-                <w:rFonts w:eastAsia="Arial" w:cs="Arial" w:ascii="Arial" w:hAnsi="Arial"/>
-                <w:b w:val="false"/>
-                <w:i w:val="false"/>
-                <w:caps w:val="false"/>
-                <w:smallCaps w:val="false"/>
-                <w:strike w:val="false"/>
-                <w:dstrike w:val="false"/>
-                <w:color w:val="000000"/>
-                <w:position w:val="0"/>
-                <w:sz w:val="24"/>
-                <w:sz w:val="24"/>
-                <w:szCs w:val="24"/>
-                <w:u w:val="none"/>
-                <w:shd w:fill="auto" w:val="clear"/>
-                <w:vertAlign w:val="baseline"/>
-              </w:rPr>
-            </w:r>
-          </w:p>
-        </w:tc>
-        <w:tc>
-          <w:tcPr>
-            <w:tcW w:w="3296" w:type="dxa"/>
+                <w:caps w:val="false"/>
+                <w:smallCaps w:val="false"/>
+                <w:strike w:val="false"/>
+                <w:dstrike w:val="false"/>
+                <w:color w:val="000000"/>
+                <w:position w:val="0"/>
+                <w:sz w:val="24"/>
+                <w:szCs w:val="24"/>
+                <w:u w:val="none"/>
+                <w:shd w:fill="auto" w:val="clear"/>
+                <w:vertAlign w:val="baseline"/>
+              </w:rPr>
+            </w:pPr>
+            <w:r>
+              <w:rPr>
+                <w:rFonts w:eastAsia="Arial" w:cs="Arial" w:ascii="Arial" w:hAnsi="Arial"/>
+                <w:b w:val="false"/>
+                <w:i w:val="false"/>
+                <w:caps w:val="false"/>
+                <w:smallCaps w:val="false"/>
+                <w:strike w:val="false"/>
+                <w:dstrike w:val="false"/>
+                <w:color w:val="000000"/>
+                <w:position w:val="0"/>
+                <w:sz w:val="24"/>
+                <w:szCs w:val="24"/>
+                <w:u w:val="none"/>
+                <w:shd w:fill="auto" w:val="clear"/>
+                <w:vertAlign w:val="baseline"/>
+              </w:rPr>
+            </w:r>
+          </w:p>
+        </w:tc>
+        <w:tc>
+          <w:tcPr>
+            <w:tcW w:w="3465" w:type="dxa"/>
             <w:tcBorders>
               <w:top w:val="single" w:sz="8" w:space="0" w:color="351C75"/>
               <w:left w:val="single" w:sz="8" w:space="0" w:color="351C75"/>
@@ -1121,7 +1177,7 @@
         </w:tc>
         <w:tc>
           <w:tcPr>
-            <w:tcW w:w="2655" w:type="dxa"/>
+            <w:tcW w:w="2656" w:type="dxa"/>
             <w:tcBorders>
               <w:top w:val="single" w:sz="8" w:space="0" w:color="351C75"/>
               <w:left w:val="single" w:sz="8" w:space="0" w:color="351C75"/>
@@ -1179,7 +1235,7 @@
         </w:trPr>
         <w:tc>
           <w:tcPr>
-            <w:tcW w:w="1444" w:type="dxa"/>
+            <w:tcW w:w="1275" w:type="dxa"/>
             <w:tcBorders>
               <w:top w:val="single" w:sz="8" w:space="0" w:color="351C75"/>
               <w:left w:val="single" w:sz="8" w:space="0" w:color="351C75"/>
@@ -1202,45 +1258,42 @@
                 <w:rFonts w:ascii="Arial" w:hAnsi="Arial" w:eastAsia="Arial" w:cs="Arial"/>
                 <w:b w:val="false"/>
                 <w:i w:val="false"/>
-                <w:i w:val="false"/>
-                <w:caps w:val="false"/>
-                <w:smallCaps w:val="false"/>
-                <w:strike w:val="false"/>
-                <w:dstrike w:val="false"/>
-                <w:color w:val="000000"/>
-                <w:position w:val="0"/>
-                <w:sz w:val="24"/>
-                <w:sz w:val="24"/>
-                <w:szCs w:val="24"/>
-                <w:u w:val="none"/>
-                <w:shd w:fill="auto" w:val="clear"/>
-                <w:vertAlign w:val="baseline"/>
-              </w:rPr>
-            </w:pPr>
-            <w:r>
-              <w:rPr>
-                <w:rFonts w:eastAsia="Arial" w:cs="Arial" w:ascii="Arial" w:hAnsi="Arial"/>
-                <w:b w:val="false"/>
-                <w:i w:val="false"/>
-                <w:caps w:val="false"/>
-                <w:smallCaps w:val="false"/>
-                <w:strike w:val="false"/>
-                <w:dstrike w:val="false"/>
-                <w:color w:val="000000"/>
-                <w:position w:val="0"/>
-                <w:sz w:val="24"/>
-                <w:sz w:val="24"/>
-                <w:szCs w:val="24"/>
-                <w:u w:val="none"/>
-                <w:shd w:fill="auto" w:val="clear"/>
-                <w:vertAlign w:val="baseline"/>
-              </w:rPr>
-            </w:r>
-          </w:p>
-        </w:tc>
-        <w:tc>
-          <w:tcPr>
-            <w:tcW w:w="3296" w:type="dxa"/>
+                <w:caps w:val="false"/>
+                <w:smallCaps w:val="false"/>
+                <w:strike w:val="false"/>
+                <w:dstrike w:val="false"/>
+                <w:color w:val="000000"/>
+                <w:position w:val="0"/>
+                <w:sz w:val="24"/>
+                <w:szCs w:val="24"/>
+                <w:u w:val="none"/>
+                <w:shd w:fill="auto" w:val="clear"/>
+                <w:vertAlign w:val="baseline"/>
+              </w:rPr>
+            </w:pPr>
+            <w:r>
+              <w:rPr>
+                <w:rFonts w:eastAsia="Arial" w:cs="Arial" w:ascii="Arial" w:hAnsi="Arial"/>
+                <w:b w:val="false"/>
+                <w:i w:val="false"/>
+                <w:caps w:val="false"/>
+                <w:smallCaps w:val="false"/>
+                <w:strike w:val="false"/>
+                <w:dstrike w:val="false"/>
+                <w:color w:val="000000"/>
+                <w:position w:val="0"/>
+                <w:sz w:val="24"/>
+                <w:szCs w:val="24"/>
+                <w:u w:val="none"/>
+                <w:shd w:fill="auto" w:val="clear"/>
+                <w:vertAlign w:val="baseline"/>
+              </w:rPr>
+            </w:r>
+          </w:p>
+        </w:tc>
+        <w:tc>
+          <w:tcPr>
+            <w:tcW w:w="3465" w:type="dxa"/>
             <w:tcBorders>
               <w:top w:val="single" w:sz="8" w:space="0" w:color="351C75"/>
               <w:left w:val="single" w:sz="8" w:space="0" w:color="351C75"/>
@@ -1488,7 +1541,7 @@
         </w:tc>
         <w:tc>
           <w:tcPr>
-            <w:tcW w:w="2655" w:type="dxa"/>
+            <w:tcW w:w="2656" w:type="dxa"/>
             <w:tcBorders>
               <w:top w:val="single" w:sz="8" w:space="0" w:color="351C75"/>
               <w:left w:val="single" w:sz="8" w:space="0" w:color="351C75"/>
@@ -1603,7 +1656,7 @@
         <w:gridCol w:w="2881"/>
         <w:gridCol w:w="2616"/>
         <w:gridCol w:w="2787"/>
-        <w:gridCol w:w="2692"/>
+        <w:gridCol w:w="2693"/>
       </w:tblGrid>
       <w:tr>
         <w:trPr>
@@ -1632,33 +1685,30 @@
                 <w:rFonts w:ascii="Arial" w:hAnsi="Arial" w:eastAsia="Arial" w:cs="Arial"/>
                 <w:b w:val="false"/>
                 <w:i w:val="false"/>
-                <w:i w:val="false"/>
-                <w:caps w:val="false"/>
-                <w:smallCaps w:val="false"/>
-                <w:strike w:val="false"/>
-                <w:dstrike w:val="false"/>
-                <w:color w:val="000000"/>
-                <w:position w:val="0"/>
-                <w:sz w:val="24"/>
-                <w:sz w:val="24"/>
-                <w:szCs w:val="24"/>
-                <w:u w:val="none"/>
-                <w:shd w:fill="auto" w:val="clear"/>
-                <w:vertAlign w:val="baseline"/>
-              </w:rPr>
-            </w:pPr>
-            <w:r>
-              <w:rPr>
-                <w:rFonts w:eastAsia="Arial" w:cs="Arial" w:ascii="Arial" w:hAnsi="Arial"/>
-                <w:b w:val="false"/>
-                <w:i w:val="false"/>
-                <w:caps w:val="false"/>
-                <w:smallCaps w:val="false"/>
-                <w:strike w:val="false"/>
-                <w:dstrike w:val="false"/>
-                <w:color w:val="000000"/>
-                <w:position w:val="0"/>
-                <w:sz w:val="24"/>
+                <w:caps w:val="false"/>
+                <w:smallCaps w:val="false"/>
+                <w:strike w:val="false"/>
+                <w:dstrike w:val="false"/>
+                <w:color w:val="000000"/>
+                <w:position w:val="0"/>
+                <w:sz w:val="24"/>
+                <w:szCs w:val="24"/>
+                <w:u w:val="none"/>
+                <w:shd w:fill="auto" w:val="clear"/>
+                <w:vertAlign w:val="baseline"/>
+              </w:rPr>
+            </w:pPr>
+            <w:r>
+              <w:rPr>
+                <w:rFonts w:eastAsia="Arial" w:cs="Arial" w:ascii="Arial" w:hAnsi="Arial"/>
+                <w:b w:val="false"/>
+                <w:i w:val="false"/>
+                <w:caps w:val="false"/>
+                <w:smallCaps w:val="false"/>
+                <w:strike w:val="false"/>
+                <w:dstrike w:val="false"/>
+                <w:color w:val="000000"/>
+                <w:position w:val="0"/>
                 <w:sz w:val="24"/>
                 <w:szCs w:val="24"/>
                 <w:u w:val="none"/>
@@ -1757,33 +1807,30 @@
                 <w:rFonts w:ascii="Arial" w:hAnsi="Arial" w:eastAsia="Arial" w:cs="Arial"/>
                 <w:b w:val="false"/>
                 <w:i w:val="false"/>
-                <w:i w:val="false"/>
-                <w:caps w:val="false"/>
-                <w:smallCaps w:val="false"/>
-                <w:strike w:val="false"/>
-                <w:dstrike w:val="false"/>
-                <w:color w:val="000000"/>
-                <w:position w:val="0"/>
-                <w:sz w:val="24"/>
-                <w:sz w:val="24"/>
-                <w:szCs w:val="24"/>
-                <w:u w:val="none"/>
-                <w:shd w:fill="auto" w:val="clear"/>
-                <w:vertAlign w:val="baseline"/>
-              </w:rPr>
-            </w:pPr>
-            <w:r>
-              <w:rPr>
-                <w:rFonts w:eastAsia="Arial" w:cs="Arial" w:ascii="Arial" w:hAnsi="Arial"/>
-                <w:b w:val="false"/>
-                <w:i w:val="false"/>
-                <w:caps w:val="false"/>
-                <w:smallCaps w:val="false"/>
-                <w:strike w:val="false"/>
-                <w:dstrike w:val="false"/>
-                <w:color w:val="000000"/>
-                <w:position w:val="0"/>
-                <w:sz w:val="24"/>
+                <w:caps w:val="false"/>
+                <w:smallCaps w:val="false"/>
+                <w:strike w:val="false"/>
+                <w:dstrike w:val="false"/>
+                <w:color w:val="000000"/>
+                <w:position w:val="0"/>
+                <w:sz w:val="24"/>
+                <w:szCs w:val="24"/>
+                <w:u w:val="none"/>
+                <w:shd w:fill="auto" w:val="clear"/>
+                <w:vertAlign w:val="baseline"/>
+              </w:rPr>
+            </w:pPr>
+            <w:r>
+              <w:rPr>
+                <w:rFonts w:eastAsia="Arial" w:cs="Arial" w:ascii="Arial" w:hAnsi="Arial"/>
+                <w:b w:val="false"/>
+                <w:i w:val="false"/>
+                <w:caps w:val="false"/>
+                <w:smallCaps w:val="false"/>
+                <w:strike w:val="false"/>
+                <w:dstrike w:val="false"/>
+                <w:color w:val="000000"/>
+                <w:position w:val="0"/>
                 <w:sz w:val="24"/>
                 <w:szCs w:val="24"/>
                 <w:u w:val="none"/>
@@ -1849,33 +1896,30 @@
                 <w:rFonts w:ascii="Arial" w:hAnsi="Arial" w:eastAsia="Arial" w:cs="Arial"/>
                 <w:b/>
                 <w:i w:val="false"/>
-                <w:i w:val="false"/>
-                <w:caps w:val="false"/>
-                <w:smallCaps w:val="false"/>
-                <w:strike w:val="false"/>
-                <w:dstrike w:val="false"/>
-                <w:color w:val="000000"/>
-                <w:position w:val="0"/>
-                <w:sz w:val="24"/>
-                <w:sz w:val="24"/>
-                <w:szCs w:val="24"/>
-                <w:u w:val="none"/>
-                <w:shd w:fill="auto" w:val="clear"/>
-                <w:vertAlign w:val="baseline"/>
-              </w:rPr>
-            </w:pPr>
-            <w:r>
-              <w:rPr>
-                <w:rFonts w:eastAsia="Arial" w:cs="Arial" w:ascii="Arial" w:hAnsi="Arial"/>
-                <w:b/>
-                <w:i w:val="false"/>
-                <w:caps w:val="false"/>
-                <w:smallCaps w:val="false"/>
-                <w:strike w:val="false"/>
-                <w:dstrike w:val="false"/>
-                <w:color w:val="000000"/>
-                <w:position w:val="0"/>
-                <w:sz w:val="24"/>
+                <w:caps w:val="false"/>
+                <w:smallCaps w:val="false"/>
+                <w:strike w:val="false"/>
+                <w:dstrike w:val="false"/>
+                <w:color w:val="000000"/>
+                <w:position w:val="0"/>
+                <w:sz w:val="24"/>
+                <w:szCs w:val="24"/>
+                <w:u w:val="none"/>
+                <w:shd w:fill="auto" w:val="clear"/>
+                <w:vertAlign w:val="baseline"/>
+              </w:rPr>
+            </w:pPr>
+            <w:r>
+              <w:rPr>
+                <w:rFonts w:eastAsia="Arial" w:cs="Arial" w:ascii="Arial" w:hAnsi="Arial"/>
+                <w:b/>
+                <w:i w:val="false"/>
+                <w:caps w:val="false"/>
+                <w:smallCaps w:val="false"/>
+                <w:strike w:val="false"/>
+                <w:dstrike w:val="false"/>
+                <w:color w:val="000000"/>
+                <w:position w:val="0"/>
                 <w:sz w:val="24"/>
                 <w:szCs w:val="24"/>
                 <w:u w:val="none"/>
@@ -1911,7 +1955,6 @@
                 <w:color w:val="000000"/>
                 <w:position w:val="0"/>
                 <w:sz w:val="24"/>
-                <w:sz w:val="24"/>
                 <w:szCs w:val="24"/>
                 <w:u w:val="none"/>
                 <w:shd w:fill="auto" w:val="clear"/>
@@ -1930,7 +1973,6 @@
                 <w:dstrike w:val="false"/>
                 <w:color w:val="000000"/>
                 <w:position w:val="0"/>
-                <w:sz w:val="24"/>
                 <w:sz w:val="24"/>
                 <w:szCs w:val="24"/>
                 <w:u w:val="none"/>
@@ -1974,33 +2016,30 @@
                 <w:rFonts w:ascii="Arial" w:hAnsi="Arial" w:eastAsia="Arial" w:cs="Arial"/>
                 <w:b/>
                 <w:i w:val="false"/>
-                <w:i w:val="false"/>
-                <w:caps w:val="false"/>
-                <w:smallCaps w:val="false"/>
-                <w:strike w:val="false"/>
-                <w:dstrike w:val="false"/>
-                <w:color w:val="000000"/>
-                <w:position w:val="0"/>
-                <w:sz w:val="24"/>
-                <w:sz w:val="24"/>
-                <w:szCs w:val="24"/>
-                <w:u w:val="none"/>
-                <w:shd w:fill="auto" w:val="clear"/>
-                <w:vertAlign w:val="baseline"/>
-              </w:rPr>
-            </w:pPr>
-            <w:r>
-              <w:rPr>
-                <w:rFonts w:eastAsia="Arial" w:cs="Arial" w:ascii="Arial" w:hAnsi="Arial"/>
-                <w:b/>
-                <w:i w:val="false"/>
-                <w:caps w:val="false"/>
-                <w:smallCaps w:val="false"/>
-                <w:strike w:val="false"/>
-                <w:dstrike w:val="false"/>
-                <w:color w:val="000000"/>
-                <w:position w:val="0"/>
-                <w:sz w:val="24"/>
+                <w:caps w:val="false"/>
+                <w:smallCaps w:val="false"/>
+                <w:strike w:val="false"/>
+                <w:dstrike w:val="false"/>
+                <w:color w:val="000000"/>
+                <w:position w:val="0"/>
+                <w:sz w:val="24"/>
+                <w:szCs w:val="24"/>
+                <w:u w:val="none"/>
+                <w:shd w:fill="auto" w:val="clear"/>
+                <w:vertAlign w:val="baseline"/>
+              </w:rPr>
+            </w:pPr>
+            <w:r>
+              <w:rPr>
+                <w:rFonts w:eastAsia="Arial" w:cs="Arial" w:ascii="Arial" w:hAnsi="Arial"/>
+                <w:b/>
+                <w:i w:val="false"/>
+                <w:caps w:val="false"/>
+                <w:smallCaps w:val="false"/>
+                <w:strike w:val="false"/>
+                <w:dstrike w:val="false"/>
+                <w:color w:val="000000"/>
+                <w:position w:val="0"/>
                 <w:sz w:val="24"/>
                 <w:szCs w:val="24"/>
                 <w:u w:val="none"/>
@@ -2036,7 +2075,6 @@
                 <w:color w:val="000000"/>
                 <w:position w:val="0"/>
                 <w:sz w:val="24"/>
-                <w:sz w:val="24"/>
                 <w:szCs w:val="24"/>
                 <w:u w:val="none"/>
                 <w:shd w:fill="auto" w:val="clear"/>
@@ -2078,7 +2116,7 @@
         </w:tc>
         <w:tc>
           <w:tcPr>
-            <w:tcW w:w="2692" w:type="dxa"/>
+            <w:tcW w:w="2693" w:type="dxa"/>
             <w:tcBorders>
               <w:left w:val="single" w:sz="4" w:space="0" w:color="351C75"/>
               <w:bottom w:val="single" w:sz="4" w:space="0" w:color="351C75"/>
@@ -2099,33 +2137,30 @@
                 <w:rFonts w:ascii="Arial" w:hAnsi="Arial" w:eastAsia="Arial" w:cs="Arial"/>
                 <w:b w:val="false"/>
                 <w:i w:val="false"/>
-                <w:i w:val="false"/>
-                <w:caps w:val="false"/>
-                <w:smallCaps w:val="false"/>
-                <w:strike w:val="false"/>
-                <w:dstrike w:val="false"/>
-                <w:color w:val="000000"/>
-                <w:position w:val="0"/>
-                <w:sz w:val="24"/>
-                <w:sz w:val="24"/>
-                <w:szCs w:val="24"/>
-                <w:u w:val="none"/>
-                <w:shd w:fill="auto" w:val="clear"/>
-                <w:vertAlign w:val="baseline"/>
-              </w:rPr>
-            </w:pPr>
-            <w:r>
-              <w:rPr>
-                <w:rFonts w:eastAsia="Arial" w:cs="Arial" w:ascii="Arial" w:hAnsi="Arial"/>
-                <w:b w:val="false"/>
-                <w:i w:val="false"/>
-                <w:caps w:val="false"/>
-                <w:smallCaps w:val="false"/>
-                <w:strike w:val="false"/>
-                <w:dstrike w:val="false"/>
-                <w:color w:val="000000"/>
-                <w:position w:val="0"/>
-                <w:sz w:val="24"/>
+                <w:caps w:val="false"/>
+                <w:smallCaps w:val="false"/>
+                <w:strike w:val="false"/>
+                <w:dstrike w:val="false"/>
+                <w:color w:val="000000"/>
+                <w:position w:val="0"/>
+                <w:sz w:val="24"/>
+                <w:szCs w:val="24"/>
+                <w:u w:val="none"/>
+                <w:shd w:fill="auto" w:val="clear"/>
+                <w:vertAlign w:val="baseline"/>
+              </w:rPr>
+            </w:pPr>
+            <w:r>
+              <w:rPr>
+                <w:rFonts w:eastAsia="Arial" w:cs="Arial" w:ascii="Arial" w:hAnsi="Arial"/>
+                <w:b w:val="false"/>
+                <w:i w:val="false"/>
+                <w:caps w:val="false"/>
+                <w:smallCaps w:val="false"/>
+                <w:strike w:val="false"/>
+                <w:dstrike w:val="false"/>
+                <w:color w:val="000000"/>
+                <w:position w:val="0"/>
                 <w:sz w:val="24"/>
                 <w:szCs w:val="24"/>
                 <w:u w:val="none"/>
@@ -2165,655 +2200,6 @@
                 <w:szCs w:val="24"/>
               </w:rPr>
               <w:t>{foco5}</w:t>
-            </w:r>
-          </w:p>
-        </w:tc>
-      </w:tr>
-      <w:tr>
-        <w:trPr>
-          <w:trHeight w:val="1979" w:hRule="atLeast"/>
-        </w:trPr>
-        <w:tc>
-          <w:tcPr>
-            <w:tcW w:w="1284" w:type="dxa"/>
-            <w:tcBorders>
-              <w:top w:val="single" w:sz="4" w:space="0" w:color="351C75"/>
-              <w:left w:val="single" w:sz="4" w:space="0" w:color="351C75"/>
-              <w:bottom w:val="single" w:sz="4" w:space="0" w:color="351C75"/>
-              <w:right w:val="single" w:sz="4" w:space="0" w:color="351C75"/>
-            </w:tcBorders>
-            <w:shd w:fill="B4A7D6" w:val="clear"/>
-          </w:tcPr>
-          <w:p>
-            <w:pPr>
-              <w:pStyle w:val="normal1"/>
-              <w:spacing w:lineRule="auto" w:line="209"/>
-              <w:ind w:hanging="0" w:left="172" w:right="168"/>
-              <w:jc w:val="center"/>
-              <w:rPr>
-                <w:rFonts w:ascii="Arial" w:hAnsi="Arial" w:eastAsia="Arial" w:cs="Arial"/>
-                <w:color w:val="000000"/>
-                <w:sz w:val="24"/>
-                <w:szCs w:val="24"/>
-              </w:rPr>
-            </w:pPr>
-            <w:r>
-              <w:rPr>
-                <w:rFonts w:eastAsia="Arial" w:cs="Arial" w:ascii="Arial" w:hAnsi="Arial"/>
-                <w:color w:val="000000"/>
-                <w:sz w:val="24"/>
-                <w:szCs w:val="24"/>
-              </w:rPr>
-            </w:r>
-          </w:p>
-        </w:tc>
-        <w:tc>
-          <w:tcPr>
-            <w:tcW w:w="3328" w:type="dxa"/>
-            <w:tcBorders>
-              <w:top w:val="single" w:sz="4" w:space="0" w:color="351C75"/>
-              <w:left w:val="single" w:sz="4" w:space="0" w:color="351C75"/>
-              <w:bottom w:val="single" w:sz="4" w:space="0" w:color="351C75"/>
-              <w:right w:val="single" w:sz="4" w:space="0" w:color="351C75"/>
-            </w:tcBorders>
-            <w:shd w:fill="B4A7D6" w:val="clear"/>
-          </w:tcPr>
-          <w:p>
-            <w:pPr>
-              <w:pStyle w:val="normal1"/>
-              <w:spacing w:lineRule="auto" w:line="240" w:before="201" w:after="0"/>
-              <w:ind w:hanging="0" w:left="108" w:right="899"/>
-              <w:rPr>
-                <w:rFonts w:ascii="Arial" w:hAnsi="Arial" w:eastAsia="Arial" w:cs="Arial"/>
-                <w:color w:val="000000"/>
-                <w:sz w:val="24"/>
-                <w:szCs w:val="24"/>
-              </w:rPr>
-            </w:pPr>
-            <w:r>
-              <w:rPr>
-                <w:rFonts w:eastAsia="Arial" w:cs="Arial" w:ascii="Arial" w:hAnsi="Arial"/>
-                <w:b/>
-                <w:color w:val="000000"/>
-                <w:sz w:val="24"/>
-                <w:szCs w:val="24"/>
-              </w:rPr>
-              <w:t xml:space="preserve">Atividade 01: </w:t>
-            </w:r>
-            <w:r>
-              <w:rPr>
-                <w:rFonts w:eastAsia="Arial" w:cs="Arial" w:ascii="Arial" w:hAnsi="Arial"/>
-                <w:b w:val="false"/>
-                <w:color w:val="000000"/>
-                <w:sz w:val="24"/>
-                <w:szCs w:val="24"/>
-              </w:rPr>
-              <w:t>{atividade1_1}</w:t>
-            </w:r>
-          </w:p>
-        </w:tc>
-        <w:tc>
-          <w:tcPr>
-            <w:tcW w:w="2881" w:type="dxa"/>
-            <w:tcBorders>
-              <w:top w:val="single" w:sz="4" w:space="0" w:color="351C75"/>
-              <w:left w:val="single" w:sz="4" w:space="0" w:color="351C75"/>
-              <w:bottom w:val="single" w:sz="4" w:space="0" w:color="351C75"/>
-              <w:right w:val="single" w:sz="4" w:space="0" w:color="351C75"/>
-            </w:tcBorders>
-            <w:shd w:fill="B4A7D6" w:val="clear"/>
-          </w:tcPr>
-          <w:p>
-            <w:pPr>
-              <w:pStyle w:val="normal1"/>
-              <w:keepNext w:val="false"/>
-              <w:keepLines w:val="false"/>
-              <w:widowControl w:val="false"/>
-              <w:shd w:val="clear" w:fill="auto"/>
-              <w:spacing w:lineRule="auto" w:line="240" w:before="201" w:after="0"/>
-              <w:ind w:hanging="0" w:left="0" w:right="899"/>
-              <w:jc w:val="left"/>
-              <w:rPr>
-                <w:rFonts w:ascii="Arial" w:hAnsi="Arial" w:eastAsia="Arial" w:cs="Arial"/>
-                <w:color w:val="000000"/>
-                <w:sz w:val="24"/>
-                <w:szCs w:val="24"/>
-              </w:rPr>
-            </w:pPr>
-            <w:r>
-              <w:rPr>
-                <w:rFonts w:eastAsia="Arial" w:cs="Arial" w:ascii="Arial" w:hAnsi="Arial"/>
-                <w:b/>
-                <w:color w:val="000000"/>
-                <w:sz w:val="24"/>
-                <w:szCs w:val="24"/>
-              </w:rPr>
-              <w:t xml:space="preserve">Atividade 01: </w:t>
-            </w:r>
-            <w:r>
-              <w:rPr>
-                <w:rFonts w:eastAsia="Arial" w:cs="Arial" w:ascii="Arial" w:hAnsi="Arial"/>
-                <w:b w:val="false"/>
-                <w:color w:val="000000"/>
-                <w:sz w:val="24"/>
-                <w:szCs w:val="24"/>
-              </w:rPr>
-              <w:t>{atividade2_1}</w:t>
-            </w:r>
-          </w:p>
-        </w:tc>
-        <w:tc>
-          <w:tcPr>
-            <w:tcW w:w="2616" w:type="dxa"/>
-            <w:tcBorders>
-              <w:top w:val="single" w:sz="4" w:space="0" w:color="351C75"/>
-              <w:left w:val="single" w:sz="4" w:space="0" w:color="351C75"/>
-              <w:bottom w:val="single" w:sz="4" w:space="0" w:color="351C75"/>
-              <w:right w:val="single" w:sz="4" w:space="0" w:color="351C75"/>
-            </w:tcBorders>
-            <w:shd w:fill="B4A7D6" w:val="clear"/>
-          </w:tcPr>
-          <w:p>
-            <w:pPr>
-              <w:pStyle w:val="normal1"/>
-              <w:keepNext w:val="false"/>
-              <w:keepLines w:val="false"/>
-              <w:widowControl w:val="false"/>
-              <w:shd w:val="clear" w:fill="auto"/>
-              <w:spacing w:lineRule="auto" w:line="235" w:before="0" w:after="0"/>
-              <w:ind w:hanging="0" w:left="0" w:right="0"/>
-              <w:jc w:val="left"/>
-              <w:rPr>
-                <w:rFonts w:ascii="Arial" w:hAnsi="Arial" w:eastAsia="Arial" w:cs="Arial"/>
-                <w:color w:val="000000"/>
-                <w:sz w:val="24"/>
-                <w:szCs w:val="24"/>
-              </w:rPr>
-            </w:pPr>
-            <w:r>
-              <w:rPr>
-                <w:rFonts w:eastAsia="Arial" w:cs="Arial" w:ascii="Arial" w:hAnsi="Arial"/>
-                <w:b/>
-                <w:color w:val="000000"/>
-                <w:sz w:val="24"/>
-                <w:szCs w:val="24"/>
-              </w:rPr>
-              <w:t>Atividade 01:</w:t>
-            </w:r>
-            <w:r>
-              <w:rPr>
-                <w:rFonts w:eastAsia="Arial" w:cs="Arial" w:ascii="Arial" w:hAnsi="Arial"/>
-                <w:color w:val="000000"/>
-                <w:sz w:val="24"/>
-                <w:szCs w:val="24"/>
-              </w:rPr>
-              <w:t xml:space="preserve"> {atividade3_1}</w:t>
-            </w:r>
-          </w:p>
-        </w:tc>
-        <w:tc>
-          <w:tcPr>
-            <w:tcW w:w="2787" w:type="dxa"/>
-            <w:tcBorders>
-              <w:top w:val="single" w:sz="4" w:space="0" w:color="351C75"/>
-              <w:left w:val="single" w:sz="4" w:space="0" w:color="351C75"/>
-              <w:bottom w:val="single" w:sz="4" w:space="0" w:color="351C75"/>
-              <w:right w:val="single" w:sz="4" w:space="0" w:color="351C75"/>
-            </w:tcBorders>
-            <w:shd w:fill="B4A7D6" w:val="clear"/>
-          </w:tcPr>
-          <w:p>
-            <w:pPr>
-              <w:pStyle w:val="normal1"/>
-              <w:keepNext w:val="false"/>
-              <w:keepLines w:val="false"/>
-              <w:widowControl w:val="false"/>
-              <w:shd w:val="clear" w:fill="auto"/>
-              <w:spacing w:lineRule="auto" w:line="240" w:before="0" w:after="0"/>
-              <w:ind w:hanging="0" w:left="0" w:right="339"/>
-              <w:jc w:val="left"/>
-              <w:rPr>
-                <w:rFonts w:ascii="Arial" w:hAnsi="Arial" w:eastAsia="Arial" w:cs="Arial"/>
-                <w:color w:val="000000"/>
-                <w:sz w:val="24"/>
-                <w:szCs w:val="24"/>
-              </w:rPr>
-            </w:pPr>
-            <w:r>
-              <w:rPr>
-                <w:rFonts w:eastAsia="Arial" w:cs="Arial" w:ascii="Arial" w:hAnsi="Arial"/>
-                <w:b/>
-                <w:color w:val="000000"/>
-                <w:sz w:val="24"/>
-                <w:szCs w:val="24"/>
-              </w:rPr>
-              <w:t xml:space="preserve">atividade 01: </w:t>
-            </w:r>
-            <w:r>
-              <w:rPr>
-                <w:rFonts w:eastAsia="Arial" w:cs="Arial" w:ascii="Arial" w:hAnsi="Arial"/>
-                <w:b w:val="false"/>
-                <w:color w:val="000000"/>
-                <w:sz w:val="24"/>
-                <w:szCs w:val="24"/>
-              </w:rPr>
-              <w:t>{atividade4_1}</w:t>
-            </w:r>
-            <w:r>
-              <w:rPr>
-                <w:rFonts w:eastAsia="Arial" w:cs="Arial" w:ascii="Arial" w:hAnsi="Arial"/>
-                <w:b/>
-                <w:color w:val="000000"/>
-                <w:sz w:val="24"/>
-                <w:szCs w:val="24"/>
-              </w:rPr>
-              <w:br/>
-            </w:r>
-          </w:p>
-        </w:tc>
-        <w:tc>
-          <w:tcPr>
-            <w:tcW w:w="2692" w:type="dxa"/>
-            <w:tcBorders>
-              <w:top w:val="single" w:sz="4" w:space="0" w:color="351C75"/>
-              <w:left w:val="single" w:sz="4" w:space="0" w:color="351C75"/>
-              <w:bottom w:val="single" w:sz="4" w:space="0" w:color="351C75"/>
-              <w:right w:val="single" w:sz="4" w:space="0" w:color="351C75"/>
-            </w:tcBorders>
-            <w:shd w:fill="B4A7D6" w:val="clear"/>
-          </w:tcPr>
-          <w:p>
-            <w:pPr>
-              <w:pStyle w:val="normal1"/>
-              <w:ind w:right="339"/>
-              <w:rPr>
-                <w:rFonts w:ascii="Arial" w:hAnsi="Arial" w:eastAsia="Arial" w:cs="Arial"/>
-                <w:color w:val="000000"/>
-                <w:sz w:val="24"/>
-                <w:szCs w:val="24"/>
-              </w:rPr>
-            </w:pPr>
-            <w:r>
-              <w:rPr>
-                <w:rFonts w:eastAsia="Arial" w:cs="Arial" w:ascii="Arial" w:hAnsi="Arial"/>
-                <w:b/>
-                <w:color w:val="000000"/>
-                <w:sz w:val="24"/>
-                <w:szCs w:val="24"/>
-              </w:rPr>
-              <w:t xml:space="preserve">atividade 01: </w:t>
-            </w:r>
-            <w:r>
-              <w:rPr>
-                <w:rFonts w:eastAsia="Arial" w:cs="Arial" w:ascii="Arial" w:hAnsi="Arial"/>
-                <w:b w:val="false"/>
-                <w:color w:val="000000"/>
-                <w:sz w:val="24"/>
-                <w:szCs w:val="24"/>
-              </w:rPr>
-              <w:t>{atividade5_1}</w:t>
-            </w:r>
-          </w:p>
-        </w:tc>
-      </w:tr>
-      <w:tr>
-        <w:trPr>
-          <w:trHeight w:val="3911" w:hRule="atLeast"/>
-        </w:trPr>
-        <w:tc>
-          <w:tcPr>
-            <w:tcW w:w="1284" w:type="dxa"/>
-            <w:tcBorders>
-              <w:top w:val="single" w:sz="4" w:space="0" w:color="351C75"/>
-              <w:left w:val="single" w:sz="4" w:space="0" w:color="351C75"/>
-              <w:bottom w:val="single" w:sz="4" w:space="0" w:color="351C75"/>
-              <w:right w:val="single" w:sz="4" w:space="0" w:color="351C75"/>
-            </w:tcBorders>
-          </w:tcPr>
-          <w:p>
-            <w:pPr>
-              <w:pStyle w:val="normal1"/>
-              <w:spacing w:lineRule="auto" w:line="209"/>
-              <w:ind w:hanging="0" w:left="172" w:right="168"/>
-              <w:jc w:val="center"/>
-              <w:rPr>
-                <w:rFonts w:ascii="Arial" w:hAnsi="Arial" w:eastAsia="Arial" w:cs="Arial"/>
-                <w:color w:val="000000"/>
-                <w:sz w:val="24"/>
-                <w:szCs w:val="24"/>
-              </w:rPr>
-            </w:pPr>
-            <w:r>
-              <w:rPr>
-                <w:rFonts w:eastAsia="Arial" w:cs="Arial" w:ascii="Arial" w:hAnsi="Arial"/>
-                <w:color w:val="000000"/>
-                <w:sz w:val="24"/>
-                <w:szCs w:val="24"/>
-              </w:rPr>
-            </w:r>
-          </w:p>
-        </w:tc>
-        <w:tc>
-          <w:tcPr>
-            <w:tcW w:w="3328" w:type="dxa"/>
-            <w:tcBorders>
-              <w:top w:val="single" w:sz="4" w:space="0" w:color="351C75"/>
-              <w:left w:val="single" w:sz="4" w:space="0" w:color="351C75"/>
-              <w:bottom w:val="single" w:sz="4" w:space="0" w:color="351C75"/>
-              <w:right w:val="single" w:sz="4" w:space="0" w:color="351C75"/>
-            </w:tcBorders>
-          </w:tcPr>
-          <w:p>
-            <w:pPr>
-              <w:pStyle w:val="normal1"/>
-              <w:spacing w:lineRule="auto" w:line="266"/>
-              <w:rPr>
-                <w:rFonts w:ascii="Arial" w:hAnsi="Arial" w:eastAsia="Arial" w:cs="Arial"/>
-                <w:color w:val="000000"/>
-                <w:sz w:val="24"/>
-                <w:szCs w:val="24"/>
-              </w:rPr>
-            </w:pPr>
-            <w:r>
-              <w:rPr>
-                <w:rFonts w:eastAsia="Arial" w:cs="Arial" w:ascii="Arial" w:hAnsi="Arial"/>
-                <w:b/>
-                <w:color w:val="000000"/>
-                <w:sz w:val="24"/>
-                <w:szCs w:val="24"/>
-              </w:rPr>
-              <w:t>Atividade 02:</w:t>
-            </w:r>
-            <w:r>
-              <w:rPr>
-                <w:rFonts w:eastAsia="Arial" w:cs="Arial" w:ascii="Arial" w:hAnsi="Arial"/>
-                <w:color w:val="000000"/>
-                <w:sz w:val="24"/>
-                <w:szCs w:val="24"/>
-              </w:rPr>
-              <w:t xml:space="preserve"> {atividade1_2}</w:t>
-            </w:r>
-          </w:p>
-          <w:p>
-            <w:pPr>
-              <w:pStyle w:val="normal1"/>
-              <w:spacing w:lineRule="auto" w:line="266"/>
-              <w:rPr>
-                <w:rFonts w:ascii="Arial" w:hAnsi="Arial" w:eastAsia="Arial" w:cs="Arial"/>
-                <w:color w:val="000000"/>
-                <w:sz w:val="24"/>
-                <w:szCs w:val="24"/>
-              </w:rPr>
-            </w:pPr>
-            <w:r>
-              <w:rPr>
-                <w:rFonts w:eastAsia="Arial" w:cs="Arial" w:ascii="Arial" w:hAnsi="Arial"/>
-                <w:color w:val="000000"/>
-                <w:sz w:val="24"/>
-                <w:szCs w:val="24"/>
-              </w:rPr>
-            </w:r>
-          </w:p>
-        </w:tc>
-        <w:tc>
-          <w:tcPr>
-            <w:tcW w:w="2881" w:type="dxa"/>
-            <w:tcBorders>
-              <w:top w:val="single" w:sz="4" w:space="0" w:color="351C75"/>
-              <w:left w:val="single" w:sz="4" w:space="0" w:color="351C75"/>
-              <w:bottom w:val="single" w:sz="4" w:space="0" w:color="351C75"/>
-              <w:right w:val="single" w:sz="4" w:space="0" w:color="351C75"/>
-            </w:tcBorders>
-          </w:tcPr>
-          <w:p>
-            <w:pPr>
-              <w:pStyle w:val="normal1"/>
-              <w:keepNext w:val="false"/>
-              <w:keepLines w:val="false"/>
-              <w:widowControl w:val="false"/>
-              <w:shd w:val="clear" w:fill="auto"/>
-              <w:spacing w:lineRule="auto" w:line="266" w:before="0" w:after="0"/>
-              <w:ind w:hanging="0" w:left="0" w:right="0"/>
-              <w:jc w:val="left"/>
-              <w:rPr>
-                <w:rFonts w:ascii="Arial" w:hAnsi="Arial" w:eastAsia="Arial" w:cs="Arial"/>
-                <w:color w:val="000000"/>
-                <w:sz w:val="24"/>
-                <w:szCs w:val="24"/>
-              </w:rPr>
-            </w:pPr>
-            <w:r>
-              <w:rPr>
-                <w:rFonts w:eastAsia="Arial" w:cs="Arial" w:ascii="Arial" w:hAnsi="Arial"/>
-                <w:b/>
-                <w:color w:val="000000"/>
-                <w:sz w:val="24"/>
-                <w:szCs w:val="24"/>
-              </w:rPr>
-              <w:t>Atividade 02:</w:t>
-            </w:r>
-            <w:r>
-              <w:rPr>
-                <w:rFonts w:eastAsia="Arial" w:cs="Arial" w:ascii="Arial" w:hAnsi="Arial"/>
-                <w:color w:val="000000"/>
-                <w:sz w:val="24"/>
-                <w:szCs w:val="24"/>
-              </w:rPr>
-              <w:t xml:space="preserve"> {atividade2_2}</w:t>
-            </w:r>
-          </w:p>
-        </w:tc>
-        <w:tc>
-          <w:tcPr>
-            <w:tcW w:w="2616" w:type="dxa"/>
-            <w:tcBorders>
-              <w:top w:val="single" w:sz="4" w:space="0" w:color="351C75"/>
-              <w:left w:val="single" w:sz="4" w:space="0" w:color="351C75"/>
-              <w:bottom w:val="single" w:sz="4" w:space="0" w:color="351C75"/>
-              <w:right w:val="single" w:sz="4" w:space="0" w:color="351C75"/>
-            </w:tcBorders>
-          </w:tcPr>
-          <w:p>
-            <w:pPr>
-              <w:pStyle w:val="normal1"/>
-              <w:spacing w:lineRule="auto" w:line="235"/>
-              <w:ind w:hanging="0" w:left="0"/>
-              <w:rPr>
-                <w:rFonts w:ascii="Arial" w:hAnsi="Arial" w:eastAsia="Arial" w:cs="Arial"/>
-                <w:color w:val="000000"/>
-                <w:sz w:val="24"/>
-                <w:szCs w:val="24"/>
-              </w:rPr>
-            </w:pPr>
-            <w:r>
-              <w:rPr>
-                <w:rFonts w:eastAsia="Arial" w:cs="Arial" w:ascii="Arial" w:hAnsi="Arial"/>
-                <w:b/>
-                <w:color w:val="000000"/>
-                <w:sz w:val="24"/>
-                <w:szCs w:val="24"/>
-              </w:rPr>
-              <w:t xml:space="preserve">Atividade 02: </w:t>
-            </w:r>
-            <w:r>
-              <w:rPr>
-                <w:rFonts w:eastAsia="Arial" w:cs="Arial" w:ascii="Arial" w:hAnsi="Arial"/>
-                <w:b w:val="false"/>
-                <w:color w:val="000000"/>
-                <w:sz w:val="24"/>
-                <w:szCs w:val="24"/>
-              </w:rPr>
-              <w:t>{atividade3_2}</w:t>
-            </w:r>
-          </w:p>
-        </w:tc>
-        <w:tc>
-          <w:tcPr>
-            <w:tcW w:w="2787" w:type="dxa"/>
-            <w:tcBorders>
-              <w:top w:val="single" w:sz="4" w:space="0" w:color="351C75"/>
-              <w:left w:val="single" w:sz="4" w:space="0" w:color="351C75"/>
-              <w:bottom w:val="single" w:sz="4" w:space="0" w:color="351C75"/>
-              <w:right w:val="single" w:sz="4" w:space="0" w:color="351C75"/>
-            </w:tcBorders>
-          </w:tcPr>
-          <w:p>
-            <w:pPr>
-              <w:pStyle w:val="normal1"/>
-              <w:keepNext w:val="false"/>
-              <w:keepLines w:val="false"/>
-              <w:widowControl w:val="false"/>
-              <w:shd w:val="clear" w:fill="auto"/>
-              <w:spacing w:lineRule="auto" w:line="240" w:before="189" w:after="0"/>
-              <w:ind w:hanging="0" w:left="0" w:right="109"/>
-              <w:jc w:val="left"/>
-              <w:rPr>
-                <w:rFonts w:ascii="Arial" w:hAnsi="Arial" w:eastAsia="Arial" w:cs="Arial"/>
-                <w:color w:val="000000"/>
-                <w:sz w:val="24"/>
-                <w:szCs w:val="24"/>
-              </w:rPr>
-            </w:pPr>
-            <w:r>
-              <w:rPr>
-                <w:rFonts w:eastAsia="Arial" w:cs="Arial" w:ascii="Arial" w:hAnsi="Arial"/>
-                <w:b/>
-                <w:color w:val="000000"/>
-                <w:sz w:val="24"/>
-                <w:szCs w:val="24"/>
-              </w:rPr>
-              <w:t xml:space="preserve">Atividade 02: </w:t>
-            </w:r>
-            <w:r>
-              <w:rPr>
-                <w:rFonts w:eastAsia="Arial" w:cs="Arial" w:ascii="Arial" w:hAnsi="Arial"/>
-                <w:b w:val="false"/>
-                <w:color w:val="000000"/>
-                <w:sz w:val="24"/>
-                <w:szCs w:val="24"/>
-              </w:rPr>
-              <w:t>{atividade4_2}</w:t>
-            </w:r>
-          </w:p>
-        </w:tc>
-        <w:tc>
-          <w:tcPr>
-            <w:tcW w:w="2692" w:type="dxa"/>
-            <w:tcBorders>
-              <w:top w:val="single" w:sz="4" w:space="0" w:color="351C75"/>
-              <w:left w:val="single" w:sz="4" w:space="0" w:color="351C75"/>
-              <w:bottom w:val="single" w:sz="4" w:space="0" w:color="351C75"/>
-              <w:right w:val="single" w:sz="4" w:space="0" w:color="351C75"/>
-            </w:tcBorders>
-          </w:tcPr>
-          <w:p>
-            <w:pPr>
-              <w:pStyle w:val="normal1"/>
-              <w:spacing w:lineRule="auto" w:line="240" w:before="189" w:after="0"/>
-              <w:ind w:hanging="0" w:left="0" w:right="109"/>
-              <w:rPr>
-                <w:rFonts w:ascii="Arial" w:hAnsi="Arial" w:eastAsia="Arial" w:cs="Arial"/>
-                <w:color w:val="000000"/>
-                <w:sz w:val="24"/>
-                <w:szCs w:val="24"/>
-              </w:rPr>
-            </w:pPr>
-            <w:r>
-              <w:rPr>
-                <w:rFonts w:eastAsia="Arial" w:cs="Arial" w:ascii="Arial" w:hAnsi="Arial"/>
-                <w:b/>
-                <w:color w:val="000000"/>
-                <w:sz w:val="24"/>
-                <w:szCs w:val="24"/>
-              </w:rPr>
-              <w:t xml:space="preserve">Atividade 02: </w:t>
-            </w:r>
-            <w:r>
-              <w:rPr>
-                <w:rFonts w:eastAsia="Arial" w:cs="Arial" w:ascii="Arial" w:hAnsi="Arial"/>
-                <w:b w:val="false"/>
-                <w:color w:val="000000"/>
-                <w:sz w:val="24"/>
-                <w:szCs w:val="24"/>
-              </w:rPr>
-              <w:t>{atividade5_2}</w:t>
-            </w:r>
-          </w:p>
-          <w:p>
-            <w:pPr>
-              <w:pStyle w:val="normal1"/>
-              <w:keepNext w:val="false"/>
-              <w:keepLines w:val="false"/>
-              <w:widowControl w:val="false"/>
-              <w:shd w:val="clear" w:fill="auto"/>
-              <w:spacing w:lineRule="auto" w:line="240" w:before="3" w:after="0"/>
-              <w:ind w:hanging="0" w:left="0" w:right="0"/>
-              <w:jc w:val="left"/>
-              <w:rPr>
-                <w:rFonts w:ascii="Arial" w:hAnsi="Arial" w:eastAsia="Arial" w:cs="Arial"/>
-                <w:b w:val="false"/>
-                <w:i w:val="false"/>
-                <w:i w:val="false"/>
-                <w:caps w:val="false"/>
-                <w:smallCaps w:val="false"/>
-                <w:strike w:val="false"/>
-                <w:dstrike w:val="false"/>
-                <w:color w:val="000000"/>
-                <w:position w:val="0"/>
-                <w:sz w:val="24"/>
-                <w:sz w:val="24"/>
-                <w:szCs w:val="24"/>
-                <w:u w:val="none"/>
-                <w:shd w:fill="auto" w:val="clear"/>
-                <w:vertAlign w:val="baseline"/>
-              </w:rPr>
-            </w:pPr>
-            <w:r>
-              <w:rPr>
-                <w:rFonts w:eastAsia="Arial" w:cs="Arial" w:ascii="Arial" w:hAnsi="Arial"/>
-                <w:b w:val="false"/>
-                <w:i w:val="false"/>
-                <w:caps w:val="false"/>
-                <w:smallCaps w:val="false"/>
-                <w:strike w:val="false"/>
-                <w:dstrike w:val="false"/>
-                <w:color w:val="000000"/>
-                <w:position w:val="0"/>
-                <w:sz w:val="24"/>
-                <w:sz w:val="24"/>
-                <w:szCs w:val="24"/>
-                <w:u w:val="none"/>
-                <w:shd w:fill="auto" w:val="clear"/>
-                <w:vertAlign w:val="baseline"/>
-              </w:rPr>
-            </w:r>
-          </w:p>
-          <w:p>
-            <w:pPr>
-              <w:pStyle w:val="normal1"/>
-              <w:keepNext w:val="false"/>
-              <w:keepLines w:val="false"/>
-              <w:widowControl w:val="false"/>
-              <w:shd w:val="clear" w:fill="auto"/>
-              <w:spacing w:lineRule="auto" w:line="240" w:before="0" w:after="0"/>
-              <w:ind w:hanging="0" w:left="105" w:right="114"/>
-              <w:jc w:val="center"/>
-              <w:rPr>
-                <w:rFonts w:ascii="Arial" w:hAnsi="Arial" w:eastAsia="Arial" w:cs="Arial"/>
-                <w:b/>
-                <w:color w:val="000000"/>
-                <w:sz w:val="24"/>
-                <w:szCs w:val="24"/>
-              </w:rPr>
-            </w:pPr>
-            <w:r>
-              <w:rPr>
-                <w:rFonts w:eastAsia="Arial" w:cs="Arial" w:ascii="Arial" w:hAnsi="Arial"/>
-                <w:b/>
-                <w:color w:val="000000"/>
-                <w:sz w:val="24"/>
-                <w:szCs w:val="24"/>
-              </w:rPr>
             </w:r>
           </w:p>
         </w:tc>
@@ -2879,7 +2265,7 @@
         <w:gridCol w:w="2881"/>
         <w:gridCol w:w="2615"/>
         <w:gridCol w:w="2788"/>
-        <w:gridCol w:w="2650"/>
+        <w:gridCol w:w="2651"/>
       </w:tblGrid>
       <w:tr>
         <w:trPr>
@@ -3233,7 +2619,7 @@
         </w:tc>
         <w:tc>
           <w:tcPr>
-            <w:tcW w:w="2650" w:type="dxa"/>
+            <w:tcW w:w="2651" w:type="dxa"/>
             <w:tcBorders>
               <w:top w:val="single" w:sz="4" w:space="0" w:color="674EA7"/>
               <w:left w:val="single" w:sz="4" w:space="0" w:color="674EA7"/>
@@ -3370,33 +2756,30 @@
                 <w:rFonts w:ascii="Arial" w:hAnsi="Arial" w:eastAsia="Arial" w:cs="Arial"/>
                 <w:b w:val="false"/>
                 <w:i w:val="false"/>
-                <w:i w:val="false"/>
-                <w:caps w:val="false"/>
-                <w:smallCaps w:val="false"/>
-                <w:strike w:val="false"/>
-                <w:dstrike w:val="false"/>
-                <w:color w:val="000000"/>
-                <w:position w:val="0"/>
-                <w:sz w:val="24"/>
-                <w:sz w:val="24"/>
-                <w:szCs w:val="24"/>
-                <w:u w:val="none"/>
-                <w:shd w:fill="auto" w:val="clear"/>
-                <w:vertAlign w:val="baseline"/>
-              </w:rPr>
-            </w:pPr>
-            <w:r>
-              <w:rPr>
-                <w:rFonts w:eastAsia="Arial" w:cs="Arial" w:ascii="Arial" w:hAnsi="Arial"/>
-                <w:b w:val="false"/>
-                <w:i w:val="false"/>
-                <w:caps w:val="false"/>
-                <w:smallCaps w:val="false"/>
-                <w:strike w:val="false"/>
-                <w:dstrike w:val="false"/>
-                <w:color w:val="000000"/>
-                <w:position w:val="0"/>
-                <w:sz w:val="24"/>
+                <w:caps w:val="false"/>
+                <w:smallCaps w:val="false"/>
+                <w:strike w:val="false"/>
+                <w:dstrike w:val="false"/>
+                <w:color w:val="000000"/>
+                <w:position w:val="0"/>
+                <w:sz w:val="24"/>
+                <w:szCs w:val="24"/>
+                <w:u w:val="none"/>
+                <w:shd w:fill="auto" w:val="clear"/>
+                <w:vertAlign w:val="baseline"/>
+              </w:rPr>
+            </w:pPr>
+            <w:r>
+              <w:rPr>
+                <w:rFonts w:eastAsia="Arial" w:cs="Arial" w:ascii="Arial" w:hAnsi="Arial"/>
+                <w:b w:val="false"/>
+                <w:i w:val="false"/>
+                <w:caps w:val="false"/>
+                <w:smallCaps w:val="false"/>
+                <w:strike w:val="false"/>
+                <w:dstrike w:val="false"/>
+                <w:color w:val="000000"/>
+                <w:position w:val="0"/>
                 <w:sz w:val="24"/>
                 <w:szCs w:val="24"/>
                 <w:u w:val="none"/>
@@ -3606,7 +2989,7 @@
         </w:tc>
         <w:tc>
           <w:tcPr>
-            <w:tcW w:w="2650" w:type="dxa"/>
+            <w:tcW w:w="2651" w:type="dxa"/>
             <w:tcBorders>
               <w:top w:val="single" w:sz="4" w:space="0" w:color="674EA7"/>
               <w:left w:val="single" w:sz="4" w:space="0" w:color="674EA7"/>
@@ -3707,7 +3090,7 @@
         <w:gridCol w:w="2881"/>
         <w:gridCol w:w="2615"/>
         <w:gridCol w:w="2788"/>
-        <w:gridCol w:w="2650"/>
+        <w:gridCol w:w="2651"/>
       </w:tblGrid>
       <w:tr>
         <w:trPr>
@@ -3737,33 +3120,30 @@
                 <w:rFonts w:ascii="Arial" w:hAnsi="Arial" w:eastAsia="Arial" w:cs="Arial"/>
                 <w:b w:val="false"/>
                 <w:i w:val="false"/>
-                <w:i w:val="false"/>
-                <w:caps w:val="false"/>
-                <w:smallCaps w:val="false"/>
-                <w:strike w:val="false"/>
-                <w:dstrike w:val="false"/>
-                <w:color w:val="000000"/>
-                <w:position w:val="0"/>
-                <w:sz w:val="24"/>
-                <w:sz w:val="24"/>
-                <w:szCs w:val="24"/>
-                <w:u w:val="none"/>
-                <w:shd w:fill="auto" w:val="clear"/>
-                <w:vertAlign w:val="baseline"/>
-              </w:rPr>
-            </w:pPr>
-            <w:r>
-              <w:rPr>
-                <w:rFonts w:eastAsia="Arial" w:cs="Arial" w:ascii="Arial" w:hAnsi="Arial"/>
-                <w:b w:val="false"/>
-                <w:i w:val="false"/>
-                <w:caps w:val="false"/>
-                <w:smallCaps w:val="false"/>
-                <w:strike w:val="false"/>
-                <w:dstrike w:val="false"/>
-                <w:color w:val="000000"/>
-                <w:position w:val="0"/>
-                <w:sz w:val="24"/>
+                <w:caps w:val="false"/>
+                <w:smallCaps w:val="false"/>
+                <w:strike w:val="false"/>
+                <w:dstrike w:val="false"/>
+                <w:color w:val="000000"/>
+                <w:position w:val="0"/>
+                <w:sz w:val="24"/>
+                <w:szCs w:val="24"/>
+                <w:u w:val="none"/>
+                <w:shd w:fill="auto" w:val="clear"/>
+                <w:vertAlign w:val="baseline"/>
+              </w:rPr>
+            </w:pPr>
+            <w:r>
+              <w:rPr>
+                <w:rFonts w:eastAsia="Arial" w:cs="Arial" w:ascii="Arial" w:hAnsi="Arial"/>
+                <w:b w:val="false"/>
+                <w:i w:val="false"/>
+                <w:caps w:val="false"/>
+                <w:smallCaps w:val="false"/>
+                <w:strike w:val="false"/>
+                <w:dstrike w:val="false"/>
+                <w:color w:val="000000"/>
+                <w:position w:val="0"/>
                 <w:sz w:val="24"/>
                 <w:szCs w:val="24"/>
                 <w:u w:val="none"/>
@@ -4044,7 +3424,6 @@
                 <w:color w:val="000000"/>
                 <w:position w:val="0"/>
                 <w:sz w:val="24"/>
-                <w:sz w:val="24"/>
                 <w:szCs w:val="24"/>
                 <w:u w:val="none"/>
                 <w:shd w:fill="auto" w:val="clear"/>
@@ -4063,7 +3442,6 @@
                 <w:dstrike w:val="false"/>
                 <w:color w:val="000000"/>
                 <w:position w:val="0"/>
-                <w:sz w:val="24"/>
                 <w:sz w:val="24"/>
                 <w:szCs w:val="24"/>
                 <w:u w:val="none"/>
@@ -4104,7 +3482,7 @@
         </w:tc>
         <w:tc>
           <w:tcPr>
-            <w:tcW w:w="2650" w:type="dxa"/>
+            <w:tcW w:w="2651" w:type="dxa"/>
             <w:tcBorders>
               <w:left w:val="single" w:sz="4" w:space="0" w:color="674EA7"/>
               <w:bottom w:val="single" w:sz="4" w:space="0" w:color="674EA7"/>
@@ -4175,33 +3553,30 @@
                 <w:rFonts w:ascii="Arial" w:hAnsi="Arial" w:eastAsia="Arial" w:cs="Arial"/>
                 <w:b w:val="false"/>
                 <w:i w:val="false"/>
-                <w:i w:val="false"/>
-                <w:caps w:val="false"/>
-                <w:smallCaps w:val="false"/>
-                <w:strike w:val="false"/>
-                <w:dstrike w:val="false"/>
-                <w:color w:val="000000"/>
-                <w:position w:val="0"/>
-                <w:sz w:val="24"/>
-                <w:sz w:val="24"/>
-                <w:szCs w:val="24"/>
-                <w:u w:val="none"/>
-                <w:shd w:fill="auto" w:val="clear"/>
-                <w:vertAlign w:val="baseline"/>
-              </w:rPr>
-            </w:pPr>
-            <w:r>
-              <w:rPr>
-                <w:rFonts w:eastAsia="Arial" w:cs="Arial" w:ascii="Arial" w:hAnsi="Arial"/>
-                <w:b w:val="false"/>
-                <w:i w:val="false"/>
-                <w:caps w:val="false"/>
-                <w:smallCaps w:val="false"/>
-                <w:strike w:val="false"/>
-                <w:dstrike w:val="false"/>
-                <w:color w:val="000000"/>
-                <w:position w:val="0"/>
-                <w:sz w:val="24"/>
+                <w:caps w:val="false"/>
+                <w:smallCaps w:val="false"/>
+                <w:strike w:val="false"/>
+                <w:dstrike w:val="false"/>
+                <w:color w:val="000000"/>
+                <w:position w:val="0"/>
+                <w:sz w:val="24"/>
+                <w:szCs w:val="24"/>
+                <w:u w:val="none"/>
+                <w:shd w:fill="auto" w:val="clear"/>
+                <w:vertAlign w:val="baseline"/>
+              </w:rPr>
+            </w:pPr>
+            <w:r>
+              <w:rPr>
+                <w:rFonts w:eastAsia="Arial" w:cs="Arial" w:ascii="Arial" w:hAnsi="Arial"/>
+                <w:b w:val="false"/>
+                <w:i w:val="false"/>
+                <w:caps w:val="false"/>
+                <w:smallCaps w:val="false"/>
+                <w:strike w:val="false"/>
+                <w:dstrike w:val="false"/>
+                <w:color w:val="000000"/>
+                <w:position w:val="0"/>
                 <w:sz w:val="24"/>
                 <w:szCs w:val="24"/>
                 <w:u w:val="none"/>
@@ -4432,33 +3807,30 @@
                 <w:rFonts w:ascii="Arial" w:hAnsi="Arial" w:eastAsia="Arial" w:cs="Arial"/>
                 <w:b w:val="false"/>
                 <w:i w:val="false"/>
-                <w:i w:val="false"/>
-                <w:caps w:val="false"/>
-                <w:smallCaps w:val="false"/>
-                <w:strike w:val="false"/>
-                <w:dstrike w:val="false"/>
-                <w:color w:val="000000"/>
-                <w:position w:val="0"/>
-                <w:sz w:val="24"/>
-                <w:sz w:val="24"/>
-                <w:szCs w:val="24"/>
-                <w:u w:val="none"/>
-                <w:shd w:fill="auto" w:val="clear"/>
-                <w:vertAlign w:val="baseline"/>
-              </w:rPr>
-            </w:pPr>
-            <w:r>
-              <w:rPr>
-                <w:rFonts w:eastAsia="Arial" w:cs="Arial" w:ascii="Arial" w:hAnsi="Arial"/>
-                <w:b w:val="false"/>
-                <w:i w:val="false"/>
-                <w:caps w:val="false"/>
-                <w:smallCaps w:val="false"/>
-                <w:strike w:val="false"/>
-                <w:dstrike w:val="false"/>
-                <w:color w:val="000000"/>
-                <w:position w:val="0"/>
-                <w:sz w:val="24"/>
+                <w:caps w:val="false"/>
+                <w:smallCaps w:val="false"/>
+                <w:strike w:val="false"/>
+                <w:dstrike w:val="false"/>
+                <w:color w:val="000000"/>
+                <w:position w:val="0"/>
+                <w:sz w:val="24"/>
+                <w:szCs w:val="24"/>
+                <w:u w:val="none"/>
+                <w:shd w:fill="auto" w:val="clear"/>
+                <w:vertAlign w:val="baseline"/>
+              </w:rPr>
+            </w:pPr>
+            <w:r>
+              <w:rPr>
+                <w:rFonts w:eastAsia="Arial" w:cs="Arial" w:ascii="Arial" w:hAnsi="Arial"/>
+                <w:b w:val="false"/>
+                <w:i w:val="false"/>
+                <w:caps w:val="false"/>
+                <w:smallCaps w:val="false"/>
+                <w:strike w:val="false"/>
+                <w:dstrike w:val="false"/>
+                <w:color w:val="000000"/>
+                <w:position w:val="0"/>
                 <w:sz w:val="24"/>
                 <w:szCs w:val="24"/>
                 <w:u w:val="none"/>
@@ -4481,33 +3853,30 @@
                 <w:rFonts w:ascii="Arial" w:hAnsi="Arial" w:eastAsia="Arial" w:cs="Arial"/>
                 <w:b w:val="false"/>
                 <w:i w:val="false"/>
-                <w:i w:val="false"/>
-                <w:caps w:val="false"/>
-                <w:smallCaps w:val="false"/>
-                <w:strike w:val="false"/>
-                <w:dstrike w:val="false"/>
-                <w:color w:val="000000"/>
-                <w:position w:val="0"/>
-                <w:sz w:val="24"/>
-                <w:sz w:val="24"/>
-                <w:szCs w:val="24"/>
-                <w:u w:val="none"/>
-                <w:shd w:fill="auto" w:val="clear"/>
-                <w:vertAlign w:val="baseline"/>
-              </w:rPr>
-            </w:pPr>
-            <w:r>
-              <w:rPr>
-                <w:rFonts w:eastAsia="Arial" w:cs="Arial" w:ascii="Arial" w:hAnsi="Arial"/>
-                <w:b w:val="false"/>
-                <w:i w:val="false"/>
-                <w:caps w:val="false"/>
-                <w:smallCaps w:val="false"/>
-                <w:strike w:val="false"/>
-                <w:dstrike w:val="false"/>
-                <w:color w:val="000000"/>
-                <w:position w:val="0"/>
-                <w:sz w:val="24"/>
+                <w:caps w:val="false"/>
+                <w:smallCaps w:val="false"/>
+                <w:strike w:val="false"/>
+                <w:dstrike w:val="false"/>
+                <w:color w:val="000000"/>
+                <w:position w:val="0"/>
+                <w:sz w:val="24"/>
+                <w:szCs w:val="24"/>
+                <w:u w:val="none"/>
+                <w:shd w:fill="auto" w:val="clear"/>
+                <w:vertAlign w:val="baseline"/>
+              </w:rPr>
+            </w:pPr>
+            <w:r>
+              <w:rPr>
+                <w:rFonts w:eastAsia="Arial" w:cs="Arial" w:ascii="Arial" w:hAnsi="Arial"/>
+                <w:b w:val="false"/>
+                <w:i w:val="false"/>
+                <w:caps w:val="false"/>
+                <w:smallCaps w:val="false"/>
+                <w:strike w:val="false"/>
+                <w:dstrike w:val="false"/>
+                <w:color w:val="000000"/>
+                <w:position w:val="0"/>
                 <w:sz w:val="24"/>
                 <w:szCs w:val="24"/>
                 <w:u w:val="none"/>
@@ -4530,33 +3899,30 @@
                 <w:rFonts w:ascii="Arial" w:hAnsi="Arial" w:eastAsia="Arial" w:cs="Arial"/>
                 <w:b w:val="false"/>
                 <w:i w:val="false"/>
-                <w:i w:val="false"/>
-                <w:caps w:val="false"/>
-                <w:smallCaps w:val="false"/>
-                <w:strike w:val="false"/>
-                <w:dstrike w:val="false"/>
-                <w:color w:val="000000"/>
-                <w:position w:val="0"/>
-                <w:sz w:val="24"/>
-                <w:sz w:val="24"/>
-                <w:szCs w:val="24"/>
-                <w:u w:val="none"/>
-                <w:shd w:fill="auto" w:val="clear"/>
-                <w:vertAlign w:val="baseline"/>
-              </w:rPr>
-            </w:pPr>
-            <w:r>
-              <w:rPr>
-                <w:rFonts w:eastAsia="Arial" w:cs="Arial" w:ascii="Arial" w:hAnsi="Arial"/>
-                <w:b w:val="false"/>
-                <w:i w:val="false"/>
-                <w:caps w:val="false"/>
-                <w:smallCaps w:val="false"/>
-                <w:strike w:val="false"/>
-                <w:dstrike w:val="false"/>
-                <w:color w:val="000000"/>
-                <w:position w:val="0"/>
-                <w:sz w:val="24"/>
+                <w:caps w:val="false"/>
+                <w:smallCaps w:val="false"/>
+                <w:strike w:val="false"/>
+                <w:dstrike w:val="false"/>
+                <w:color w:val="000000"/>
+                <w:position w:val="0"/>
+                <w:sz w:val="24"/>
+                <w:szCs w:val="24"/>
+                <w:u w:val="none"/>
+                <w:shd w:fill="auto" w:val="clear"/>
+                <w:vertAlign w:val="baseline"/>
+              </w:rPr>
+            </w:pPr>
+            <w:r>
+              <w:rPr>
+                <w:rFonts w:eastAsia="Arial" w:cs="Arial" w:ascii="Arial" w:hAnsi="Arial"/>
+                <w:b w:val="false"/>
+                <w:i w:val="false"/>
+                <w:caps w:val="false"/>
+                <w:smallCaps w:val="false"/>
+                <w:strike w:val="false"/>
+                <w:dstrike w:val="false"/>
+                <w:color w:val="000000"/>
+                <w:position w:val="0"/>
                 <w:sz w:val="24"/>
                 <w:szCs w:val="24"/>
                 <w:u w:val="none"/>
@@ -4579,33 +3945,30 @@
                 <w:rFonts w:ascii="Arial" w:hAnsi="Arial" w:eastAsia="Arial" w:cs="Arial"/>
                 <w:b/>
                 <w:i w:val="false"/>
-                <w:i w:val="false"/>
-                <w:caps w:val="false"/>
-                <w:smallCaps w:val="false"/>
-                <w:strike w:val="false"/>
-                <w:dstrike w:val="false"/>
-                <w:color w:val="000000"/>
-                <w:position w:val="0"/>
-                <w:sz w:val="24"/>
-                <w:sz w:val="24"/>
-                <w:szCs w:val="24"/>
-                <w:u w:val="none"/>
-                <w:shd w:fill="auto" w:val="clear"/>
-                <w:vertAlign w:val="baseline"/>
-              </w:rPr>
-            </w:pPr>
-            <w:r>
-              <w:rPr>
-                <w:rFonts w:eastAsia="Arial" w:cs="Arial" w:ascii="Arial" w:hAnsi="Arial"/>
-                <w:b/>
-                <w:i w:val="false"/>
-                <w:caps w:val="false"/>
-                <w:smallCaps w:val="false"/>
-                <w:strike w:val="false"/>
-                <w:dstrike w:val="false"/>
-                <w:color w:val="000000"/>
-                <w:position w:val="0"/>
-                <w:sz w:val="24"/>
+                <w:caps w:val="false"/>
+                <w:smallCaps w:val="false"/>
+                <w:strike w:val="false"/>
+                <w:dstrike w:val="false"/>
+                <w:color w:val="000000"/>
+                <w:position w:val="0"/>
+                <w:sz w:val="24"/>
+                <w:szCs w:val="24"/>
+                <w:u w:val="none"/>
+                <w:shd w:fill="auto" w:val="clear"/>
+                <w:vertAlign w:val="baseline"/>
+              </w:rPr>
+            </w:pPr>
+            <w:r>
+              <w:rPr>
+                <w:rFonts w:eastAsia="Arial" w:cs="Arial" w:ascii="Arial" w:hAnsi="Arial"/>
+                <w:b/>
+                <w:i w:val="false"/>
+                <w:caps w:val="false"/>
+                <w:smallCaps w:val="false"/>
+                <w:strike w:val="false"/>
+                <w:dstrike w:val="false"/>
+                <w:color w:val="000000"/>
+                <w:position w:val="0"/>
                 <w:sz w:val="24"/>
                 <w:szCs w:val="24"/>
                 <w:u w:val="none"/>
@@ -4649,7 +4012,6 @@
                 <w:color w:val="000000"/>
                 <w:position w:val="0"/>
                 <w:sz w:val="24"/>
-                <w:sz w:val="24"/>
                 <w:szCs w:val="24"/>
                 <w:u w:val="none"/>
                 <w:shd w:fill="auto" w:val="clear"/>
@@ -4703,7 +4065,6 @@
                 <w:color w:val="000000"/>
                 <w:position w:val="0"/>
                 <w:sz w:val="24"/>
-                <w:sz w:val="24"/>
                 <w:szCs w:val="24"/>
                 <w:u w:val="none"/>
                 <w:shd w:fill="auto" w:val="clear"/>
@@ -4753,7 +4114,7 @@
         </w:tc>
         <w:tc>
           <w:tcPr>
-            <w:tcW w:w="2650" w:type="dxa"/>
+            <w:tcW w:w="2651" w:type="dxa"/>
             <w:tcBorders>
               <w:top w:val="single" w:sz="4" w:space="0" w:color="674EA7"/>
               <w:left w:val="single" w:sz="4" w:space="0" w:color="674EA7"/>
@@ -4832,7 +4193,6 @@
           <w:dstrike w:val="false"/>
           <w:color w:val="000000"/>
           <w:position w:val="0"/>
-          <w:sz w:val="24"/>
           <w:sz w:val="24"/>
           <w:szCs w:val="24"/>
           <w:u w:val="none"/>
@@ -5106,6 +4466,29 @@
       <w:szCs w:val="48"/>
     </w:rPr>
   </w:style>
+  <w:style w:type="paragraph" w:styleId="TableContents">
+    <w:name w:val="Table Contents"/>
+    <w:basedOn w:val="Normal"/>
+    <w:qFormat/>
+    <w:pPr>
+      <w:widowControl w:val="false"/>
+      <w:suppressLineNumbers/>
+    </w:pPr>
+    <w:rPr/>
+  </w:style>
+  <w:style w:type="paragraph" w:styleId="TableHeading">
+    <w:name w:val="Table Heading"/>
+    <w:basedOn w:val="TableContents"/>
+    <w:qFormat/>
+    <w:pPr>
+      <w:suppressLineNumbers/>
+      <w:jc w:val="center"/>
+    </w:pPr>
+    <w:rPr>
+      <w:b/>
+      <w:bCs/>
+    </w:rPr>
+  </w:style>
   <w:style w:type="table" w:default="1" w:styleId="TableNormal">
     <w:name w:val="TableNormal"/>
     <w:tblPr>
